--- a/public/doc-templates/TA/st-pembimbing-ta.docx
+++ b/public/doc-templates/TA/st-pembimbing-ta.docx
@@ -316,7 +316,7 @@
                 <w:sz w:val="24"/>
                 <w:szCs w:val="24"/>
               </w:rPr>
-              <w:t>{nama_dosen1}</w:t>
+              <w:t xml:space="preserve">{nama_pembimbing}</w:t>
             </w:r>
           </w:p>
         </w:tc>
@@ -341,7 +341,7 @@
                 <w:sz w:val="24"/>
                 <w:szCs w:val="24"/>
               </w:rPr>
-              <w:t>{nip1}</w:t>
+              <w:t xml:space="preserve">{nip_pembimbing}</w:t>
             </w:r>
           </w:p>
         </w:tc>
@@ -419,7 +419,7 @@
                 <w:sz w:val="24"/>
                 <w:szCs w:val="24"/>
               </w:rPr>
-              <w:t>{nama_dosen2}</w:t>
+              <w:t xml:space="preserve"/>
             </w:r>
           </w:p>
         </w:tc>
@@ -444,7 +444,7 @@
                 <w:sz w:val="24"/>
                 <w:szCs w:val="24"/>
               </w:rPr>
-              <w:t>{nip2}</w:t>
+              <w:t xml:space="preserve"/>
             </w:r>
           </w:p>
         </w:tc>
@@ -1586,7 +1586,7 @@
                 <w:sz w:val="24"/>
                 <w:szCs w:val="24"/>
               </w:rPr>
-              <w:t>{nama_dosen1}</w:t>
+              <w:t xml:space="preserve">{nama_pembimbing}</w:t>
             </w:r>
           </w:p>
         </w:tc>
@@ -1643,7 +1643,7 @@
                 <w:sz w:val="24"/>
                 <w:szCs w:val="24"/>
               </w:rPr>
-              <w:t>{nama_dosen2}</w:t>
+              <w:t xml:space="preserve"/>
             </w:r>
           </w:p>
         </w:tc>
@@ -2224,21 +2224,21 @@
         <w:rFonts w:ascii="Times New Roman" w:hAnsi="Times New Roman" w:cs="Times New Roman"/>
         <w:sz w:val="14"/>
       </w:rPr>
-      <w:t>Di cetak pada tanggal,</w:t>
+      <w:t xml:space="preserve">Di cetak pada tanggal, {tgl_cetak}</w:t>
     </w:r>
     <w:r>
       <w:rPr>
         <w:rFonts w:ascii="Times New Roman" w:hAnsi="Times New Roman" w:cs="Times New Roman"/>
         <w:sz w:val="14"/>
       </w:rPr>
-      <w:t xml:space="preserve"> </w:t>
+      <w:t xml:space="preserve"/>
     </w:r>
     <w:r>
       <w:rPr>
         <w:rFonts w:ascii="Times New Roman" w:hAnsi="Times New Roman" w:cs="Times New Roman"/>
         <w:sz w:val="14"/>
       </w:rPr>
-      <w:t>{mulai_ta}</w:t>
+      <w:t xml:space="preserve"/>
     </w:r>
   </w:p>
 </w:ftr>
